--- a/public/downloads/lezingen/shoftim-reading-en.docx
+++ b/public/downloads/lezingen/shoftim-reading-en.docx
@@ -13,16 +13,15 @@
       </w:pPr>
       <w:r>
         <w:rPr/>
-        <w:t xml:space="preserve"/>
-      </w:r>
-    </w:p>
-    <w:p>
-      <w:pPr>
-        <w:spacing w:lineRule="auto"/>
-      </w:pPr>
-      <w:r>
-        <w:rPr/>
-        <w:t xml:space="preserve">Reading &amp; Commentary</w:t>
+        <w:t xml:space="preserve">     </w:t>
+      </w:r>
+    </w:p>
+    <w:p>
+      <w:pPr>
+        <w:spacing w:lineRule="auto"/>
+      </w:pPr>
+      <w:r>
+        <w:rPr/>
       </w:r>
     </w:p>
     <w:p>
@@ -40,62 +39,7 @@
         <w:spacing w:lineRule="auto"/>
       </w:pPr>
       <w:r>
-        <w:rPr>
-          <w:b/>
-        </w:rPr>
-        <w:t xml:space="preserve">Torah:</w:t>
-      </w:r>
-      <w:r>
-        <w:rPr/>
-        <w:t xml:space="preserve"> Deuteronomy 16:18–21:9</w:t>
-      </w:r>
-    </w:p>
-    <w:p>
-      <w:pPr>
-        <w:spacing w:lineRule="auto"/>
-      </w:pPr>
-      <w:r>
-        <w:rPr/>
-        <w:t xml:space="preserve">  ·  </w:t>
-      </w:r>
-    </w:p>
-    <w:p>
-      <w:pPr>
-        <w:spacing w:lineRule="auto"/>
-      </w:pPr>
-      <w:r>
-        <w:rPr>
-          <w:b/>
-        </w:rPr>
-        <w:t xml:space="preserve">Haftarah:</w:t>
-      </w:r>
-      <w:r>
-        <w:rPr/>
-        <w:t xml:space="preserve"> Isaiah 51:12–52:12</w:t>
-      </w:r>
-    </w:p>
-    <w:p>
-      <w:pPr>
-        <w:spacing w:lineRule="auto"/>
-      </w:pPr>
-      <w:r>
-        <w:rPr/>
-        <w:t xml:space="preserve">  ·  </w:t>
-      </w:r>
-    </w:p>
-    <w:p>
-      <w:pPr>
-        <w:spacing w:lineRule="auto"/>
-      </w:pPr>
-      <w:r>
-        <w:rPr>
-          <w:b/>
-        </w:rPr>
-        <w:t xml:space="preserve">Gospel:</w:t>
-      </w:r>
-      <w:r>
-        <w:rPr/>
-        <w:t xml:space="preserve"> John 14:9–20</w:t>
+        <w:rPr/>
       </w:r>
     </w:p>
     <w:p>
@@ -574,15 +518,6 @@
       <w:r>
         <w:rPr/>
         <w:t xml:space="preserve">Think it over this week, very concretely: where do I exercise authority — however small — that no longer lets itself be corrected? And what would change if I there took the law on my lap again, as a brother among brothers, before the face of the One who truly reigns? Read it over, and tell me freely where you would put it differently than I.</w:t>
-      </w:r>
-    </w:p>
-    <w:p>
-      <w:pPr>
-        <w:spacing w:lineRule="auto"/>
-      </w:pPr>
-      <w:r>
-        <w:rPr/>
-        <w:t xml:space="preserve">     zelfdeparasjalezen.netlify.app — © Arie Alberts   </w:t>
       </w:r>
     </w:p>
   </w:body>
